--- a/Github.docx
+++ b/Github.docx
@@ -88,13 +88,226 @@
     </w:p>
     <w:p/>
     <w:p>
+      <w:pPr>
+        <w:rPr>
+          <w:sz w:val="56"/>
+          <w:szCs w:val="56"/>
+        </w:rPr>
+      </w:pPr>
+      <w:proofErr w:type="spellStart"/>
+      <w:r>
+        <w:rPr>
+          <w:sz w:val="56"/>
+          <w:szCs w:val="56"/>
+          <w:highlight w:val="yellow"/>
+        </w:rPr>
+        <w:t>G</w:t>
+      </w:r>
+      <w:r>
+        <w:rPr>
+          <w:sz w:val="56"/>
+          <w:szCs w:val="56"/>
+          <w:highlight w:val="yellow"/>
+        </w:rPr>
+        <w:t>itignore</w:t>
+      </w:r>
+      <w:proofErr w:type="spellEnd"/>
+    </w:p>
+    <w:p>
+      <w:r>
+        <w:t>Wo</w:t>
+      </w:r>
+      <w:r>
+        <w:t xml:space="preserve"> files jo </w:t>
+      </w:r>
+      <w:proofErr w:type="spellStart"/>
+      <w:r>
+        <w:t>mai</w:t>
+      </w:r>
+      <w:proofErr w:type="spellEnd"/>
+      <w:r>
+        <w:t xml:space="preserve"> store </w:t>
+      </w:r>
+      <w:proofErr w:type="spellStart"/>
+      <w:r>
+        <w:t>nahi</w:t>
+      </w:r>
+      <w:proofErr w:type="spellEnd"/>
+      <w:r>
+        <w:t xml:space="preserve"> </w:t>
+      </w:r>
+      <w:proofErr w:type="spellStart"/>
+      <w:r>
+        <w:t>krna</w:t>
+      </w:r>
+      <w:proofErr w:type="spellEnd"/>
+      <w:r>
+        <w:t xml:space="preserve">, </w:t>
+      </w:r>
+      <w:proofErr w:type="spellStart"/>
+      <w:r>
+        <w:t>chahta</w:t>
+      </w:r>
+      <w:proofErr w:type="spellEnd"/>
+      <w:r>
+        <w:t xml:space="preserve"> </w:t>
+      </w:r>
+      <w:proofErr w:type="gramStart"/>
+      <w:r>
+        <w:t>wo .</w:t>
+      </w:r>
       <w:proofErr w:type="spellStart"/>
       <w:r>
         <w:t>gitignore</w:t>
+      </w:r>
+      <w:proofErr w:type="spellEnd"/>
+      <w:proofErr w:type="gramEnd"/>
+      <w:r>
+        <w:t xml:space="preserve"> file </w:t>
+      </w:r>
+      <w:proofErr w:type="spellStart"/>
+      <w:r>
+        <w:t>mai</w:t>
+      </w:r>
+      <w:proofErr w:type="spellEnd"/>
+      <w:r>
+        <w:t xml:space="preserve"> </w:t>
+      </w:r>
+      <w:proofErr w:type="spellStart"/>
+      <w:r>
+        <w:t>rakh</w:t>
+      </w:r>
+      <w:proofErr w:type="spellEnd"/>
+      <w:r>
+        <w:t xml:space="preserve"> </w:t>
+      </w:r>
+      <w:proofErr w:type="spellStart"/>
+      <w:r>
+        <w:t>lu</w:t>
+      </w:r>
+      <w:proofErr w:type="spellEnd"/>
+      <w:r>
+        <w:t xml:space="preserve"> </w:t>
+      </w:r>
+      <w:proofErr w:type="spellStart"/>
+      <w:r>
+        <w:t>ga.</w:t>
+      </w:r>
+      <w:proofErr w:type="spellEnd"/>
+      <w:r>
+        <w:t xml:space="preserve"> </w:t>
+      </w:r>
+      <w:r>
+        <w:t xml:space="preserve">like angular </w:t>
+      </w:r>
+      <w:proofErr w:type="spellStart"/>
+      <w:r>
+        <w:t>mai</w:t>
+      </w:r>
+      <w:proofErr w:type="spellEnd"/>
+      <w:r>
+        <w:t xml:space="preserve"> </w:t>
+      </w:r>
+      <w:proofErr w:type="spellStart"/>
+      <w:r>
+        <w:t>node_modules</w:t>
+      </w:r>
+      <w:proofErr w:type="spellEnd"/>
+      <w:r>
+        <w:t xml:space="preserve"> </w:t>
+      </w:r>
+      <w:proofErr w:type="spellStart"/>
+      <w:r>
+        <w:t>ka</w:t>
+      </w:r>
+      <w:proofErr w:type="spellEnd"/>
+      <w:r>
+        <w:t xml:space="preserve"> folder koi secure files etc. </w:t>
       </w:r>
       <w:bookmarkStart w:id="0" w:name="_GoBack"/>
       <w:bookmarkEnd w:id="0"/>
-      <w:proofErr w:type="spellEnd"/>
+      <w:r>
+        <w:t xml:space="preserve"> </w:t>
+      </w:r>
+    </w:p>
+    <w:p>
+      <w:proofErr w:type="spellStart"/>
+      <w:r>
+        <w:t>Eg</w:t>
+      </w:r>
+      <w:proofErr w:type="spellEnd"/>
+      <w:r>
+        <w:t>: *.</w:t>
+      </w:r>
+      <w:proofErr w:type="spellStart"/>
+      <w:r>
+        <w:t>css</w:t>
+      </w:r>
+      <w:proofErr w:type="spellEnd"/>
+      <w:r>
+        <w:t xml:space="preserve">, passwords/, </w:t>
+      </w:r>
+      <w:proofErr w:type="spellStart"/>
+      <w:proofErr w:type="gramStart"/>
+      <w:r>
+        <w:t>appsettings.json</w:t>
+      </w:r>
+      <w:proofErr w:type="spellEnd"/>
+      <w:proofErr w:type="gramEnd"/>
+      <w:r>
+        <w:t xml:space="preserve"> etc.</w:t>
+      </w:r>
+    </w:p>
+    <w:p/>
+    <w:p>
+      <w:proofErr w:type="spellStart"/>
+      <w:r>
+        <w:t>Phir</w:t>
+      </w:r>
+      <w:proofErr w:type="spellEnd"/>
+      <w:r>
+        <w:t xml:space="preserve"> agar code push </w:t>
+      </w:r>
+      <w:proofErr w:type="spellStart"/>
+      <w:r>
+        <w:t>kru</w:t>
+      </w:r>
+      <w:proofErr w:type="spellEnd"/>
+      <w:r>
+        <w:t xml:space="preserve"> </w:t>
+      </w:r>
+      <w:proofErr w:type="spellStart"/>
+      <w:r>
+        <w:t>ga</w:t>
+      </w:r>
+      <w:proofErr w:type="spellEnd"/>
+      <w:r>
+        <w:t xml:space="preserve"> to ye files </w:t>
+      </w:r>
+      <w:proofErr w:type="spellStart"/>
+      <w:r>
+        <w:t>meri</w:t>
+      </w:r>
+      <w:proofErr w:type="spellEnd"/>
+      <w:r>
+        <w:t xml:space="preserve"> push </w:t>
+      </w:r>
+      <w:proofErr w:type="spellStart"/>
+      <w:r>
+        <w:t>nahi</w:t>
+      </w:r>
+      <w:proofErr w:type="spellEnd"/>
+      <w:r>
+        <w:t xml:space="preserve"> </w:t>
+      </w:r>
+      <w:proofErr w:type="spellStart"/>
+      <w:r>
+        <w:t>hongi</w:t>
+      </w:r>
+      <w:proofErr w:type="spellEnd"/>
+      <w:r>
+        <w:t>.</w:t>
+      </w:r>
     </w:p>
     <w:sectPr>
       <w:pgSz w:w="12240" w:h="15840"/>
